--- a/lab3/отчет3.docx
+++ b/lab3/отчет3.docx
@@ -353,7 +353,6 @@
         </w:rPr>
         <w:t xml:space="preserve"> _______________________________________________</w:t>
       </w:r>
-      <w:proofErr w:type="gramStart"/>
       <w:r>
         <w:rPr>
           <w:rFonts w:ascii="Times New Roman" w:hAnsi="Times New Roman" w:cs="Times New Roman"/>
@@ -376,43 +375,43 @@
           <w:sz w:val="24"/>
           <w:szCs w:val="24"/>
         </w:rPr>
-        <w:t>Г.</w:t>
-      </w:r>
-      <w:proofErr w:type="gramEnd"/>
-      <w:r>
+        <w:t>Г. Д. Пеньковский</w:t>
+      </w:r>
+    </w:p>
+    <w:p>
+      <w:pPr>
+        <w:spacing w:after="0" w:line="360" w:lineRule="auto"/>
         <w:rPr>
           <w:rFonts w:ascii="Times New Roman" w:hAnsi="Times New Roman" w:cs="Times New Roman"/>
           <w:sz w:val="24"/>
           <w:szCs w:val="24"/>
         </w:rPr>
-        <w:t xml:space="preserve"> Д. Пеньковский</w:t>
-      </w:r>
-    </w:p>
-    <w:p>
-      <w:pPr>
-        <w:spacing w:line="360" w:lineRule="auto"/>
+      </w:pPr>
+      <w:r>
         <w:rPr>
           <w:rFonts w:ascii="Times New Roman" w:hAnsi="Times New Roman" w:cs="Times New Roman"/>
           <w:sz w:val="24"/>
           <w:szCs w:val="24"/>
         </w:rPr>
-      </w:pPr>
-      <w:proofErr w:type="gramStart"/>
-      <w:r>
+        <w:t>Студент</w:t>
+      </w:r>
+    </w:p>
+    <w:p>
+      <w:pPr>
+        <w:spacing w:after="0" w:line="360" w:lineRule="auto"/>
         <w:rPr>
           <w:rFonts w:ascii="Times New Roman" w:hAnsi="Times New Roman" w:cs="Times New Roman"/>
           <w:sz w:val="24"/>
           <w:szCs w:val="24"/>
         </w:rPr>
-        <w:t>Преподаватель</w:t>
-      </w:r>
+      </w:pPr>
       <w:r>
         <w:rPr>
           <w:rFonts w:ascii="Times New Roman" w:hAnsi="Times New Roman" w:cs="Times New Roman"/>
           <w:sz w:val="24"/>
           <w:szCs w:val="24"/>
         </w:rPr>
-        <w:t xml:space="preserve"> </w:t>
+        <w:t xml:space="preserve">гр. БИС-26-01    ________________________________________________  </w:t>
       </w:r>
       <w:r>
         <w:rPr>
@@ -420,52 +419,78 @@
           <w:sz w:val="24"/>
           <w:szCs w:val="24"/>
         </w:rPr>
-        <w:t xml:space="preserve"> _</w:t>
-      </w:r>
-      <w:proofErr w:type="gramEnd"/>
+        <w:t xml:space="preserve">А.Е. </w:t>
+      </w:r>
+      <w:proofErr w:type="spellStart"/>
       <w:r>
         <w:rPr>
           <w:rFonts w:ascii="Times New Roman" w:hAnsi="Times New Roman" w:cs="Times New Roman"/>
           <w:sz w:val="24"/>
           <w:szCs w:val="24"/>
         </w:rPr>
-        <w:t xml:space="preserve">_______________________________________________  </w:t>
-      </w:r>
-      <w:r>
+        <w:t>Кобозов</w:t>
+      </w:r>
+      <w:proofErr w:type="spellEnd"/>
+    </w:p>
+    <w:p>
+      <w:pPr>
+        <w:spacing w:line="360" w:lineRule="auto"/>
         <w:rPr>
           <w:rFonts w:ascii="Times New Roman" w:hAnsi="Times New Roman" w:cs="Times New Roman"/>
           <w:sz w:val="24"/>
           <w:szCs w:val="24"/>
         </w:rPr>
-        <w:t xml:space="preserve"> </w:t>
-      </w:r>
+      </w:pPr>
       <w:r>
         <w:rPr>
           <w:rFonts w:ascii="Times New Roman" w:hAnsi="Times New Roman" w:cs="Times New Roman"/>
           <w:sz w:val="24"/>
           <w:szCs w:val="24"/>
         </w:rPr>
-        <w:t xml:space="preserve">М. В. </w:t>
-      </w:r>
-      <w:proofErr w:type="spellStart"/>
+        <w:t>Преподаватель</w:t>
+      </w:r>
       <w:r>
         <w:rPr>
           <w:rFonts w:ascii="Times New Roman" w:hAnsi="Times New Roman" w:cs="Times New Roman"/>
           <w:sz w:val="24"/>
           <w:szCs w:val="24"/>
         </w:rPr>
-        <w:t>Водяницкий</w:t>
-      </w:r>
-      <w:proofErr w:type="spellEnd"/>
-    </w:p>
-    <w:p>
-      <w:pPr>
+        <w:t xml:space="preserve"> </w:t>
+      </w:r>
+      <w:r>
         <w:rPr>
           <w:rFonts w:ascii="Times New Roman" w:hAnsi="Times New Roman" w:cs="Times New Roman"/>
           <w:sz w:val="24"/>
           <w:szCs w:val="24"/>
         </w:rPr>
-      </w:pPr>
+        <w:t xml:space="preserve"> ________________________________________________  </w:t>
+      </w:r>
+      <w:r>
+        <w:rPr>
+          <w:rFonts w:ascii="Times New Roman" w:hAnsi="Times New Roman" w:cs="Times New Roman"/>
+          <w:sz w:val="24"/>
+          <w:szCs w:val="24"/>
+        </w:rPr>
+        <w:t xml:space="preserve"> </w:t>
+      </w:r>
+      <w:r>
+        <w:rPr>
+          <w:rFonts w:ascii="Times New Roman" w:hAnsi="Times New Roman" w:cs="Times New Roman"/>
+          <w:sz w:val="24"/>
+          <w:szCs w:val="24"/>
+        </w:rPr>
+        <w:t xml:space="preserve">М. В. </w:t>
+      </w:r>
+      <w:proofErr w:type="spellStart"/>
+      <w:r>
+        <w:rPr>
+          <w:rFonts w:ascii="Times New Roman" w:hAnsi="Times New Roman" w:cs="Times New Roman"/>
+          <w:sz w:val="24"/>
+          <w:szCs w:val="24"/>
+        </w:rPr>
+        <w:t>Водяницкий</w:t>
+      </w:r>
+      <w:proofErr w:type="spellEnd"/>
     </w:p>
     <w:p>
       <w:pPr>
@@ -699,6 +724,7 @@
       <w:r>
         <w:rPr>
           <w:rFonts w:ascii="Times New Roman" w:hAnsi="Times New Roman" w:cs="Times New Roman"/>
+          <w:noProof/>
           <w:sz w:val="28"/>
           <w:szCs w:val="28"/>
           <w:lang w:val="en-US"/>
@@ -1090,6 +1116,7 @@
       <w:r>
         <w:rPr>
           <w:rFonts w:ascii="Times New Roman" w:hAnsi="Times New Roman" w:cs="Times New Roman"/>
+          <w:noProof/>
           <w:sz w:val="28"/>
           <w:szCs w:val="28"/>
         </w:rPr>
@@ -1251,7 +1278,6 @@
         </w:rPr>
         <w:t>_</w:t>
       </w:r>
-      <w:proofErr w:type="gramStart"/>
       <w:r>
         <w:rPr>
           <w:rFonts w:ascii="Times New Roman" w:hAnsi="Times New Roman" w:cs="Times New Roman"/>
@@ -1267,16 +1293,7 @@
           <w:sz w:val="28"/>
           <w:szCs w:val="28"/>
         </w:rPr>
-        <w:t>(</w:t>
-      </w:r>
-      <w:proofErr w:type="gramEnd"/>
-      <w:r>
-        <w:rPr>
-          <w:rFonts w:ascii="Times New Roman" w:hAnsi="Times New Roman" w:cs="Times New Roman"/>
-          <w:sz w:val="28"/>
-          <w:szCs w:val="28"/>
-        </w:rPr>
-        <w:t>),</w:t>
+        <w:t>(),</w:t>
       </w:r>
       <w:r>
         <w:rPr>
@@ -1510,6 +1527,7 @@
       <w:r>
         <w:rPr>
           <w:rFonts w:ascii="Times New Roman" w:hAnsi="Times New Roman" w:cs="Times New Roman"/>
+          <w:noProof/>
           <w:sz w:val="28"/>
           <w:szCs w:val="28"/>
           <w:lang w:val="en-US"/>
@@ -1580,7 +1598,6 @@
           <w:rFonts w:ascii="Times New Roman" w:hAnsi="Times New Roman" w:cs="Times New Roman"/>
           <w:sz w:val="28"/>
           <w:szCs w:val="28"/>
-          <w:lang w:val="en-US"/>
         </w:rPr>
       </w:pPr>
       <w:r>
@@ -1767,6 +1784,7 @@
       <w:r>
         <w:rPr>
           <w:rFonts w:ascii="Times New Roman" w:hAnsi="Times New Roman" w:cs="Times New Roman"/>
+          <w:noProof/>
           <w:sz w:val="28"/>
           <w:szCs w:val="28"/>
           <w:lang w:val="en-US"/>
@@ -1904,7 +1922,6 @@
         </w:rPr>
         <w:t xml:space="preserve">функции </w:t>
       </w:r>
-      <w:proofErr w:type="gramStart"/>
       <w:r>
         <w:rPr>
           <w:rFonts w:ascii="Times New Roman" w:hAnsi="Times New Roman" w:cs="Times New Roman"/>
@@ -1920,16 +1937,7 @@
           <w:sz w:val="28"/>
           <w:szCs w:val="28"/>
         </w:rPr>
-        <w:t>(</w:t>
-      </w:r>
-      <w:proofErr w:type="gramEnd"/>
-      <w:r>
-        <w:rPr>
-          <w:rFonts w:ascii="Times New Roman" w:hAnsi="Times New Roman" w:cs="Times New Roman"/>
-          <w:sz w:val="28"/>
-          <w:szCs w:val="28"/>
-        </w:rPr>
-        <w:t>)</w:t>
+        <w:t>()</w:t>
       </w:r>
       <w:r>
         <w:rPr>
@@ -2099,6 +2107,7 @@
       <w:r>
         <w:rPr>
           <w:rFonts w:ascii="Times New Roman" w:hAnsi="Times New Roman" w:cs="Times New Roman"/>
+          <w:noProof/>
           <w:sz w:val="28"/>
           <w:szCs w:val="28"/>
         </w:rPr>
@@ -2305,7 +2314,6 @@
         <w:t xml:space="preserve">азделить строку методом </w:t>
       </w:r>
       <w:proofErr w:type="spellStart"/>
-      <w:proofErr w:type="gramStart"/>
       <w:r>
         <w:rPr>
           <w:rFonts w:ascii="Times New Roman" w:hAnsi="Times New Roman" w:cs="Times New Roman"/>
@@ -2321,16 +2329,7 @@
           <w:sz w:val="28"/>
           <w:szCs w:val="28"/>
         </w:rPr>
-        <w:t>(</w:t>
-      </w:r>
-      <w:proofErr w:type="gramEnd"/>
-      <w:r>
-        <w:rPr>
-          <w:rFonts w:ascii="Times New Roman" w:hAnsi="Times New Roman" w:cs="Times New Roman"/>
-          <w:sz w:val="28"/>
-          <w:szCs w:val="28"/>
-        </w:rPr>
-        <w:t xml:space="preserve">) и соединить полученные части символом / с помощью </w:t>
+        <w:t xml:space="preserve">() и соединить полученные части символом / с помощью </w:t>
       </w:r>
       <w:proofErr w:type="spellStart"/>
       <w:r>
@@ -2487,6 +2486,7 @@
       <w:r>
         <w:rPr>
           <w:rFonts w:ascii="Times New Roman" w:hAnsi="Times New Roman" w:cs="Times New Roman"/>
+          <w:noProof/>
           <w:sz w:val="28"/>
           <w:szCs w:val="28"/>
         </w:rPr>
@@ -4222,7 +4222,6 @@
   <w:style w:type="character" w:default="1" w:styleId="a0">
     <w:name w:val="Default Paragraph Font"/>
     <w:uiPriority w:val="1"/>
-    <w:semiHidden/>
     <w:unhideWhenUsed/>
   </w:style>
   <w:style w:type="table" w:default="1" w:styleId="a1">
